--- a/dist/exports/height-and-distance_revision_notes.docx
+++ b/dist/exports/height-and-distance_revision_notes.docx
@@ -189,7 +189,7 @@
                 <w:color w:val="2D3748"/>
                 <w:sz w:val="19"/>
               </w:rPr>
-              <w:t>Height And Distance - Core Application</w:t>
+              <w:t>Height And Distance — Standard Calculations &amp; Problem Archetypes</w:t>
             </w:r>
           </w:p>
         </w:tc>
@@ -209,7 +209,7 @@
               <w:rPr>
                 <w:sz w:val="19"/>
               </w:rPr>
-              <w:t>40 PYQs</w:t>
+              <w:t>23 PYQs</w:t>
             </w:r>
           </w:p>
         </w:tc>
@@ -230,7 +230,181 @@
                 <w:color w:val="718096"/>
                 <w:sz w:val="19"/>
               </w:rPr>
-              <w:t>General Concept</w:t>
+              <w:t>Quantitative Analysis</w:t>
+            </w:r>
+          </w:p>
+        </w:tc>
+      </w:tr>
+      <w:tr>
+        <w:tc>
+          <w:tcPr>
+            <w:tcW w:type="dxa" w:w="2160"/>
+            <w:shd w:fill="FFFFFF"/>
+            <w:tcMar>
+              <w:top w:w="80" w:type="dxa"/>
+              <w:bottom w:w="80" w:type="dxa"/>
+              <w:left w:w="150" w:type="dxa"/>
+              <w:right w:w="150" w:type="dxa"/>
+            </w:tcMar>
+          </w:tcPr>
+          <w:p>
+            <w:r>
+              <w:rPr>
+                <w:b/>
+                <w:color w:val="2B6CB0"/>
+                <w:sz w:val="19"/>
+              </w:rPr>
+              <w:t>High</w:t>
+            </w:r>
+          </w:p>
+        </w:tc>
+        <w:tc>
+          <w:tcPr>
+            <w:tcW w:type="dxa" w:w="4320"/>
+            <w:shd w:fill="FFFFFF"/>
+            <w:tcMar>
+              <w:top w:w="80" w:type="dxa"/>
+              <w:bottom w:w="80" w:type="dxa"/>
+              <w:left w:w="150" w:type="dxa"/>
+              <w:right w:w="150" w:type="dxa"/>
+            </w:tcMar>
+          </w:tcPr>
+          <w:p>
+            <w:r>
+              <w:rPr>
+                <w:b/>
+                <w:color w:val="2D3748"/>
+                <w:sz w:val="19"/>
+              </w:rPr>
+              <w:t>Height And Distance — Core Principles &amp; Governing Laws</w:t>
+            </w:r>
+          </w:p>
+        </w:tc>
+        <w:tc>
+          <w:tcPr>
+            <w:tcW w:type="dxa" w:w="1728"/>
+            <w:shd w:fill="FFFFFF"/>
+            <w:tcMar>
+              <w:top w:w="80" w:type="dxa"/>
+              <w:bottom w:w="80" w:type="dxa"/>
+              <w:left w:w="150" w:type="dxa"/>
+              <w:right w:w="150" w:type="dxa"/>
+            </w:tcMar>
+          </w:tcPr>
+          <w:p>
+            <w:r>
+              <w:rPr>
+                <w:sz w:val="19"/>
+              </w:rPr>
+              <w:t>10 PYQs</w:t>
+            </w:r>
+          </w:p>
+        </w:tc>
+        <w:tc>
+          <w:tcPr>
+            <w:tcW w:type="dxa" w:w="1872"/>
+            <w:shd w:fill="FFFFFF"/>
+            <w:tcMar>
+              <w:top w:w="80" w:type="dxa"/>
+              <w:bottom w:w="80" w:type="dxa"/>
+              <w:left w:w="150" w:type="dxa"/>
+              <w:right w:w="150" w:type="dxa"/>
+            </w:tcMar>
+          </w:tcPr>
+          <w:p>
+            <w:r>
+              <w:rPr>
+                <w:color w:val="718096"/>
+                <w:sz w:val="19"/>
+              </w:rPr>
+              <w:t>Core Principle</w:t>
+            </w:r>
+          </w:p>
+        </w:tc>
+      </w:tr>
+      <w:tr>
+        <w:tc>
+          <w:tcPr>
+            <w:tcW w:type="dxa" w:w="2160"/>
+            <w:shd w:fill="F7FAFC"/>
+            <w:tcMar>
+              <w:top w:w="80" w:type="dxa"/>
+              <w:bottom w:w="80" w:type="dxa"/>
+              <w:left w:w="150" w:type="dxa"/>
+              <w:right w:w="150" w:type="dxa"/>
+            </w:tcMar>
+          </w:tcPr>
+          <w:p>
+            <w:r>
+              <w:rPr>
+                <w:b/>
+                <w:color w:val="2B6CB0"/>
+                <w:sz w:val="19"/>
+              </w:rPr>
+              <w:t>High</w:t>
+            </w:r>
+          </w:p>
+        </w:tc>
+        <w:tc>
+          <w:tcPr>
+            <w:tcW w:type="dxa" w:w="4320"/>
+            <w:shd w:fill="F7FAFC"/>
+            <w:tcMar>
+              <w:top w:w="80" w:type="dxa"/>
+              <w:bottom w:w="80" w:type="dxa"/>
+              <w:left w:w="150" w:type="dxa"/>
+              <w:right w:w="150" w:type="dxa"/>
+            </w:tcMar>
+          </w:tcPr>
+          <w:p>
+            <w:r>
+              <w:rPr>
+                <w:b/>
+                <w:color w:val="2D3748"/>
+                <w:sz w:val="19"/>
+              </w:rPr>
+              <w:t>Height And Distance — Applied Cases, Reactions &amp; Traps</w:t>
+            </w:r>
+          </w:p>
+        </w:tc>
+        <w:tc>
+          <w:tcPr>
+            <w:tcW w:type="dxa" w:w="1728"/>
+            <w:shd w:fill="F7FAFC"/>
+            <w:tcMar>
+              <w:top w:w="80" w:type="dxa"/>
+              <w:bottom w:w="80" w:type="dxa"/>
+              <w:left w:w="150" w:type="dxa"/>
+              <w:right w:w="150" w:type="dxa"/>
+            </w:tcMar>
+          </w:tcPr>
+          <w:p>
+            <w:r>
+              <w:rPr>
+                <w:sz w:val="19"/>
+              </w:rPr>
+              <w:t>8 PYQs</w:t>
+            </w:r>
+          </w:p>
+        </w:tc>
+        <w:tc>
+          <w:tcPr>
+            <w:tcW w:type="dxa" w:w="1872"/>
+            <w:shd w:fill="F7FAFC"/>
+            <w:tcMar>
+              <w:top w:w="80" w:type="dxa"/>
+              <w:bottom w:w="80" w:type="dxa"/>
+              <w:left w:w="150" w:type="dxa"/>
+              <w:right w:w="150" w:type="dxa"/>
+            </w:tcMar>
+          </w:tcPr>
+          <w:p>
+            <w:r>
+              <w:rPr>
+                <w:color w:val="718096"/>
+                <w:sz w:val="19"/>
+              </w:rPr>
+              <w:t>Applied Topics</w:t>
             </w:r>
           </w:p>
         </w:tc>
@@ -311,6 +485,144 @@
           </w:p>
         </w:tc>
       </w:tr>
+      <w:tr>
+        <w:tc>
+          <w:tcPr>
+            <w:tcW w:type="dxa" w:w="3600"/>
+            <w:shd w:fill="F7FAFC"/>
+            <w:tcMar>
+              <w:top w:w="100" w:type="dxa"/>
+              <w:bottom w:w="100" w:type="dxa"/>
+              <w:left w:w="150" w:type="dxa"/>
+              <w:right w:w="150" w:type="dxa"/>
+            </w:tcMar>
+          </w:tcPr>
+          <w:p>
+            <w:r>
+              <w:rPr>
+                <w:b/>
+                <w:color w:val="1A365D"/>
+                <w:sz w:val="19"/>
+              </w:rPr>
+              <w:t>Height And Distance — Standard Calculations &amp; Problem Archetypes</w:t>
+            </w:r>
+          </w:p>
+        </w:tc>
+        <w:tc>
+          <w:tcPr>
+            <w:tcW w:type="dxa" w:w="6480"/>
+            <w:shd w:fill="F7FAFC"/>
+            <w:tcMar>
+              <w:top w:w="100" w:type="dxa"/>
+              <w:bottom w:w="100" w:type="dxa"/>
+              <w:left w:w="150" w:type="dxa"/>
+              <w:right w:w="150" w:type="dxa"/>
+            </w:tcMar>
+          </w:tcPr>
+          <w:p>
+            <w:r>
+              <w:rPr>
+                <w:rFonts w:ascii="Cambria Math" w:hAnsi="Cambria Math"/>
+                <w:color w:val="2D3748"/>
+                <w:sz w:val="19"/>
+              </w:rPr>
+              <w:t>AB=x, \quad \frac{80}{x}, \quad tan45^{\circ}=\frac{PT}{ST}=\frac{5}{ST}</w:t>
+            </w:r>
+          </w:p>
+        </w:tc>
+      </w:tr>
+      <w:tr>
+        <w:tc>
+          <w:tcPr>
+            <w:tcW w:type="dxa" w:w="3600"/>
+            <w:shd w:fill="FFFFFF"/>
+            <w:tcMar>
+              <w:top w:w="100" w:type="dxa"/>
+              <w:bottom w:w="100" w:type="dxa"/>
+              <w:left w:w="150" w:type="dxa"/>
+              <w:right w:w="150" w:type="dxa"/>
+            </w:tcMar>
+          </w:tcPr>
+          <w:p>
+            <w:r>
+              <w:rPr>
+                <w:b/>
+                <w:color w:val="1A365D"/>
+                <w:sz w:val="19"/>
+              </w:rPr>
+              <w:t>Height And Distance — Core Principles &amp; Governing Laws</w:t>
+            </w:r>
+          </w:p>
+        </w:tc>
+        <w:tc>
+          <w:tcPr>
+            <w:tcW w:type="dxa" w:w="6480"/>
+            <w:shd w:fill="FFFFFF"/>
+            <w:tcMar>
+              <w:top w:w="100" w:type="dxa"/>
+              <w:bottom w:w="100" w:type="dxa"/>
+              <w:left w:w="150" w:type="dxa"/>
+              <w:right w:w="150" w:type="dxa"/>
+            </w:tcMar>
+          </w:tcPr>
+          <w:p>
+            <w:r>
+              <w:rPr>
+                <w:rFonts w:ascii="Cambria Math" w:hAnsi="Cambria Math"/>
+                <w:color w:val="2D3748"/>
+                <w:sz w:val="19"/>
+              </w:rPr>
+              <w:t>tan45^{\circ}=\frac{PT}{ST}=\frac{5}{ST}, \quad NA=\sqrt{15^{2}-9^{2}}=12, \quad =5(2+\sqrt{3})</w:t>
+            </w:r>
+          </w:p>
+        </w:tc>
+      </w:tr>
+      <w:tr>
+        <w:tc>
+          <w:tcPr>
+            <w:tcW w:type="dxa" w:w="3600"/>
+            <w:shd w:fill="F7FAFC"/>
+            <w:tcMar>
+              <w:top w:w="100" w:type="dxa"/>
+              <w:bottom w:w="100" w:type="dxa"/>
+              <w:left w:w="150" w:type="dxa"/>
+              <w:right w:w="150" w:type="dxa"/>
+            </w:tcMar>
+          </w:tcPr>
+          <w:p>
+            <w:r>
+              <w:rPr>
+                <w:b/>
+                <w:color w:val="1A365D"/>
+                <w:sz w:val="19"/>
+              </w:rPr>
+              <w:t>Height And Distance — Applied Cases, Reactions &amp; Traps</w:t>
+            </w:r>
+          </w:p>
+        </w:tc>
+        <w:tc>
+          <w:tcPr>
+            <w:tcW w:type="dxa" w:w="6480"/>
+            <w:shd w:fill="F7FAFC"/>
+            <w:tcMar>
+              <w:top w:w="100" w:type="dxa"/>
+              <w:bottom w:w="100" w:type="dxa"/>
+              <w:left w:w="150" w:type="dxa"/>
+              <w:right w:w="150" w:type="dxa"/>
+            </w:tcMar>
+          </w:tcPr>
+          <w:p>
+            <w:r>
+              <w:rPr>
+                <w:rFonts w:ascii="Cambria Math" w:hAnsi="Cambria Math"/>
+                <w:color w:val="2D3748"/>
+                <w:sz w:val="19"/>
+              </w:rPr>
+              <w:t>\frac{ℎ}{BM}=\frac{1}{\sqrt{7}}, \quad \frac{ℎ}{AM}=\frac{1}{3\sqrt{2}}, \quad \Rightarrow t=\frac{2\frac{2t}{1-t^{2}}}{1+\sqrt{7}.\frac{2t}{1-t^{2}}}</w:t>
+            </w:r>
+          </w:p>
+        </w:tc>
+      </w:tr>
     </w:tbl>
     <w:p>
       <w:pPr>
@@ -338,7 +650,7 @@
           <w:color w:val="2B6CB0"/>
           <w:sz w:val="24"/>
         </w:rPr>
-        <w:t>3.1 Height And Distance - Core Application (Very High Yield — 40 PYQs)</w:t>
+        <w:t>3.1 Height And Distance — Standard Calculations &amp; Problem Archetypes (Very High Yield — 23 PYQs)</w:t>
       </w:r>
     </w:p>
     <w:p>
@@ -353,7 +665,7 @@
         <w:rPr>
           <w:sz w:val="20"/>
         </w:rPr>
-        <w:t>Key problem pattern in Height And Distance.</w:t>
+        <w:t>Quantitative numerical problem-solving techniques and standard question patterns frequently seen in Height And Distance.</w:t>
       </w:r>
     </w:p>
     <w:tbl>
@@ -391,7 +703,7 @@
                 <w:color w:val="2D3748"/>
                 <w:sz w:val="19"/>
               </w:rPr>
-              <w:t>Watch for algebraic and sign errors.</w:t>
+              <w:t>Watch for algebraic rounding, stoichiometric balancing, and boundary condition checks.</w:t>
             </w:r>
           </w:p>
         </w:tc>
@@ -432,7 +744,7 @@
                 <w:color w:val="2D3748"/>
                 <w:sz w:val="19"/>
               </w:rPr>
-              <w:t>Verify dimensions and boundary conditions.</w:t>
+              <w:t>Dimensional consistency checks and ratio comparisons can quickly eliminate incorrect options.</w:t>
             </w:r>
           </w:p>
         </w:tc>
@@ -488,6 +800,395 @@
           <w:b/>
           <w:sz w:val="18"/>
         </w:rPr>
+        <w:t xml:space="preserve">[2022 Evening Shift] Q#1 (MCQ): </w:t>
+      </w:r>
+      <w:r>
+        <w:rPr>
+          <w:sz w:val="18"/>
+        </w:rPr>
+        <w:t xml:space="preserve">"The angle of elevation of the top P of a vertical tower PQ of height 10 from a point A on the horizontal ground is 45° . Let R be a..."  </w:t>
+      </w:r>
+      <w:r>
+        <w:rPr>
+          <w:b/>
+          <w:color w:val="2B6CB0"/>
+          <w:sz w:val="18"/>
+        </w:rPr>
+        <w:t>[Ans: N/A]</w:t>
+      </w:r>
+    </w:p>
+    <w:p>
+      <w:pPr>
+        <w:pStyle w:val="ListBullet"/>
+        <w:spacing w:after="40"/>
+      </w:pPr>
+      <w:r>
+        <w:rPr>
+          <w:b/>
+          <w:sz w:val="18"/>
+        </w:rPr>
+        <w:t xml:space="preserve">[2022 Morning Shift] Q#1 (MCQ): </w:t>
+      </w:r>
+      <w:r>
+        <w:rPr>
+          <w:sz w:val="18"/>
+        </w:rPr>
+        <w:t xml:space="preserve">"Let AB and PQ be two vertical poles, 160 m apart from each other. Let C be the middle point of B and Q, which are feet of these two poles. L..."  </w:t>
+      </w:r>
+      <w:r>
+        <w:rPr>
+          <w:b/>
+          <w:color w:val="2B6CB0"/>
+          <w:sz w:val="18"/>
+        </w:rPr>
+        <w:t>[Ans: N/A]</w:t>
+      </w:r>
+    </w:p>
+    <w:p>
+      <w:pPr>
+        <w:spacing w:after="120"/>
+      </w:pPr>
+    </w:p>
+    <w:p>
+      <w:pPr>
+        <w:pStyle w:val="Heading2"/>
+      </w:pPr>
+      <w:r>
+        <w:rPr>
+          <w:color w:val="2B6CB0"/>
+          <w:sz w:val="24"/>
+        </w:rPr>
+        <w:t>3.2 Height And Distance — Core Principles &amp; Governing Laws (High Yield — 10 PYQs)</w:t>
+      </w:r>
+    </w:p>
+    <w:p>
+      <w:r>
+        <w:rPr>
+          <w:b/>
+          <w:sz w:val="20"/>
+        </w:rPr>
+        <w:t xml:space="preserve">Core Principle: </w:t>
+      </w:r>
+      <w:r>
+        <w:rPr>
+          <w:sz w:val="20"/>
+        </w:rPr>
+        <w:t>Fundamental definitions, core postulates, and governing physical/chemical relations in Height And Distance.</w:t>
+      </w:r>
+    </w:p>
+    <w:tbl>
+      <w:tblPr>
+        <w:tblW w:type="auto" w:w="0"/>
+        <w:jc w:val="center"/>
+        <w:tblLook w:firstColumn="1" w:firstRow="1" w:lastColumn="0" w:lastRow="0" w:noHBand="0" w:noVBand="1" w:val="04A0"/>
+      </w:tblPr>
+      <w:tblGrid>
+        <w:gridCol w:w="10080"/>
+      </w:tblGrid>
+      <w:tr>
+        <w:tc>
+          <w:tcPr>
+            <w:tcW w:type="dxa" w:w="10080"/>
+            <w:shd w:fill="FFF5F5"/>
+            <w:tcMar>
+              <w:top w:w="100" w:type="dxa"/>
+              <w:bottom w:w="100" w:type="dxa"/>
+              <w:left w:w="150" w:type="dxa"/>
+              <w:right w:w="150" w:type="dxa"/>
+            </w:tcMar>
+          </w:tcPr>
+          <w:p>
+            <w:r>
+              <w:rPr>
+                <w:b/>
+                <w:color w:val="C53030"/>
+                <w:sz w:val="19"/>
+              </w:rPr>
+              <w:t xml:space="preserve">⚠️ Common Trap / JEE Pitfall: </w:t>
+            </w:r>
+            <w:r>
+              <w:rPr>
+                <w:color w:val="2D3748"/>
+                <w:sz w:val="19"/>
+              </w:rPr>
+              <w:t>Carefully verify units, standard reference states, and sign conventions in Height And Distance.</w:t>
+            </w:r>
+          </w:p>
+        </w:tc>
+      </w:tr>
+    </w:tbl>
+    <w:tbl>
+      <w:tblPr>
+        <w:tblW w:type="auto" w:w="0"/>
+        <w:jc w:val="center"/>
+        <w:tblLook w:firstColumn="1" w:firstRow="1" w:lastColumn="0" w:lastRow="0" w:noHBand="0" w:noVBand="1" w:val="04A0"/>
+      </w:tblPr>
+      <w:tblGrid>
+        <w:gridCol w:w="10080"/>
+      </w:tblGrid>
+      <w:tr>
+        <w:tc>
+          <w:tcPr>
+            <w:tcW w:type="dxa" w:w="10080"/>
+            <w:shd w:fill="F0FFF4"/>
+            <w:tcMar>
+              <w:top w:w="100" w:type="dxa"/>
+              <w:bottom w:w="100" w:type="dxa"/>
+              <w:left w:w="150" w:type="dxa"/>
+              <w:right w:w="150" w:type="dxa"/>
+            </w:tcMar>
+          </w:tcPr>
+          <w:p>
+            <w:r>
+              <w:rPr>
+                <w:b/>
+                <w:color w:val="276749"/>
+                <w:sz w:val="19"/>
+              </w:rPr>
+              <w:t xml:space="preserve">💡 Speed Hack / Trick: </w:t>
+            </w:r>
+            <w:r>
+              <w:rPr>
+                <w:color w:val="2D3748"/>
+                <w:sz w:val="19"/>
+              </w:rPr>
+              <w:t>Focus on high-yield formulas and standard limiting approximations tested in Height And Distance PYQs.</w:t>
+            </w:r>
+          </w:p>
+        </w:tc>
+      </w:tr>
+    </w:tbl>
+    <w:p>
+      <w:pPr>
+        <w:spacing w:before="120" w:after="40"/>
+      </w:pPr>
+      <w:r>
+        <w:rPr>
+          <w:b/>
+          <w:color w:val="1A365D"/>
+          <w:sz w:val="19"/>
+        </w:rPr>
+        <w:t>Source PYQs testing this concept:</w:t>
+      </w:r>
+    </w:p>
+    <w:p>
+      <w:pPr>
+        <w:pStyle w:val="ListBullet"/>
+        <w:spacing w:after="40"/>
+      </w:pPr>
+      <w:r>
+        <w:rPr>
+          <w:b/>
+          <w:sz w:val="18"/>
+        </w:rPr>
+        <w:t xml:space="preserve">[2023 Evening Shift] Q#1 (MCQ): </w:t>
+      </w:r>
+      <w:r>
+        <w:rPr>
+          <w:sz w:val="18"/>
+        </w:rPr>
+        <w:t xml:space="preserve">"The angle of elevation of the top P of a tower from the feet of one person standing due South of the tower is 45° and from the fe..."  </w:t>
+      </w:r>
+      <w:r>
+        <w:rPr>
+          <w:b/>
+          <w:color w:val="2B6CB0"/>
+          <w:sz w:val="18"/>
+        </w:rPr>
+        <w:t>[Ans: N/A]</w:t>
+      </w:r>
+    </w:p>
+    <w:p>
+      <w:pPr>
+        <w:pStyle w:val="ListBullet"/>
+        <w:spacing w:after="40"/>
+      </w:pPr>
+      <w:r>
+        <w:rPr>
+          <w:b/>
+          <w:sz w:val="18"/>
+        </w:rPr>
+        <w:t xml:space="preserve">[2022 Morning Shift] Q#3 (MCQ): </w:t>
+      </w:r>
+      <w:r>
+        <w:rPr>
+          <w:sz w:val="18"/>
+        </w:rPr>
+        <w:t xml:space="preserve">"The angle of elevation of the top of a tower from a point A due north of it is α and from a point B at a distance of 9 units due west..."  </w:t>
+      </w:r>
+      <w:r>
+        <w:rPr>
+          <w:b/>
+          <w:color w:val="2B6CB0"/>
+          <w:sz w:val="18"/>
+        </w:rPr>
+        <w:t>[Ans: N/A]</w:t>
+      </w:r>
+    </w:p>
+    <w:p>
+      <w:pPr>
+        <w:pStyle w:val="ListBullet"/>
+        <w:spacing w:after="40"/>
+      </w:pPr>
+      <w:r>
+        <w:rPr>
+          <w:b/>
+          <w:sz w:val="18"/>
+        </w:rPr>
+        <w:t xml:space="preserve">[2022 Morning Shift] Q#3 (MCQ): </w:t>
+      </w:r>
+      <w:r>
+        <w:rPr>
+          <w:sz w:val="18"/>
+        </w:rPr>
+        <w:t xml:space="preserve">"A tower PQ stands on a horizontal ground with base Q on the ground. The point R divides the tower in two parts such that QR=15m . If f..."  </w:t>
+      </w:r>
+      <w:r>
+        <w:rPr>
+          <w:b/>
+          <w:color w:val="2B6CB0"/>
+          <w:sz w:val="18"/>
+        </w:rPr>
+        <w:t>[Ans: N/A]</w:t>
+      </w:r>
+    </w:p>
+    <w:p>
+      <w:pPr>
+        <w:spacing w:after="120"/>
+      </w:pPr>
+    </w:p>
+    <w:p>
+      <w:pPr>
+        <w:pStyle w:val="Heading2"/>
+      </w:pPr>
+      <w:r>
+        <w:rPr>
+          <w:color w:val="2B6CB0"/>
+          <w:sz w:val="24"/>
+        </w:rPr>
+        <w:t>3.3 Height And Distance — Applied Cases, Reactions &amp; Traps (High Yield — 8 PYQs)</w:t>
+      </w:r>
+    </w:p>
+    <w:p>
+      <w:r>
+        <w:rPr>
+          <w:b/>
+          <w:sz w:val="20"/>
+        </w:rPr>
+        <w:t xml:space="preserve">Core Principle: </w:t>
+      </w:r>
+      <w:r>
+        <w:rPr>
+          <w:sz w:val="20"/>
+        </w:rPr>
+        <w:t>Special cases, experimental observations, and conceptual traps designed to test deep understanding of Height And Distance.</w:t>
+      </w:r>
+    </w:p>
+    <w:tbl>
+      <w:tblPr>
+        <w:tblW w:type="auto" w:w="0"/>
+        <w:jc w:val="center"/>
+        <w:tblLook w:firstColumn="1" w:firstRow="1" w:lastColumn="0" w:lastRow="0" w:noHBand="0" w:noVBand="1" w:val="04A0"/>
+      </w:tblPr>
+      <w:tblGrid>
+        <w:gridCol w:w="10080"/>
+      </w:tblGrid>
+      <w:tr>
+        <w:tc>
+          <w:tcPr>
+            <w:tcW w:type="dxa" w:w="10080"/>
+            <w:shd w:fill="FFF5F5"/>
+            <w:tcMar>
+              <w:top w:w="100" w:type="dxa"/>
+              <w:bottom w:w="100" w:type="dxa"/>
+              <w:left w:w="150" w:type="dxa"/>
+              <w:right w:w="150" w:type="dxa"/>
+            </w:tcMar>
+          </w:tcPr>
+          <w:p>
+            <w:r>
+              <w:rPr>
+                <w:b/>
+                <w:color w:val="C53030"/>
+                <w:sz w:val="19"/>
+              </w:rPr>
+              <w:t xml:space="preserve">⚠️ Common Trap / JEE Pitfall: </w:t>
+            </w:r>
+            <w:r>
+              <w:rPr>
+                <w:color w:val="2D3748"/>
+                <w:sz w:val="19"/>
+              </w:rPr>
+              <w:t>Read questions carefully for keywords like 'incorrect', 'not true', or non-standard conditions.</w:t>
+            </w:r>
+          </w:p>
+        </w:tc>
+      </w:tr>
+    </w:tbl>
+    <w:tbl>
+      <w:tblPr>
+        <w:tblW w:type="auto" w:w="0"/>
+        <w:jc w:val="center"/>
+        <w:tblLook w:firstColumn="1" w:firstRow="1" w:lastColumn="0" w:lastRow="0" w:noHBand="0" w:noVBand="1" w:val="04A0"/>
+      </w:tblPr>
+      <w:tblGrid>
+        <w:gridCol w:w="10080"/>
+      </w:tblGrid>
+      <w:tr>
+        <w:tc>
+          <w:tcPr>
+            <w:tcW w:type="dxa" w:w="10080"/>
+            <w:shd w:fill="F0FFF4"/>
+            <w:tcMar>
+              <w:top w:w="100" w:type="dxa"/>
+              <w:bottom w:w="100" w:type="dxa"/>
+              <w:left w:w="150" w:type="dxa"/>
+              <w:right w:w="150" w:type="dxa"/>
+            </w:tcMar>
+          </w:tcPr>
+          <w:p>
+            <w:r>
+              <w:rPr>
+                <w:b/>
+                <w:color w:val="276749"/>
+                <w:sz w:val="19"/>
+              </w:rPr>
+              <w:t xml:space="preserve">💡 Speed Hack / Trick: </w:t>
+            </w:r>
+            <w:r>
+              <w:rPr>
+                <w:color w:val="2D3748"/>
+                <w:sz w:val="19"/>
+              </w:rPr>
+              <w:t>Elimination of extreme or unphysical answer choices improves accuracy in assertion-reason and multiple-statement questions.</w:t>
+            </w:r>
+          </w:p>
+        </w:tc>
+      </w:tr>
+    </w:tbl>
+    <w:p>
+      <w:pPr>
+        <w:spacing w:before="120" w:after="40"/>
+      </w:pPr>
+      <w:r>
+        <w:rPr>
+          <w:b/>
+          <w:color w:val="1A365D"/>
+          <w:sz w:val="19"/>
+        </w:rPr>
+        <w:t>Source PYQs testing this concept:</w:t>
+      </w:r>
+    </w:p>
+    <w:p>
+      <w:pPr>
+        <w:pStyle w:val="ListBullet"/>
+        <w:spacing w:after="40"/>
+      </w:pPr>
+      <w:r>
+        <w:rPr>
+          <w:b/>
+          <w:sz w:val="18"/>
+        </w:rPr>
         <w:t xml:space="preserve">[2023 Morning Shift] Q#2 (MCQ): </w:t>
       </w:r>
       <w:r>
@@ -515,13 +1216,40 @@
           <w:b/>
           <w:sz w:val="18"/>
         </w:rPr>
-        <w:t xml:space="preserve">[2022 Evening Shift] Q#1 (MCQ): </w:t>
+        <w:t xml:space="preserve">[2022 Morning Shift] Q#2 (MCQ): </w:t>
       </w:r>
       <w:r>
         <w:rPr>
           <w:sz w:val="18"/>
         </w:rPr>
-        <w:t xml:space="preserve">"The angle of elevation of the top P of a vertical tower PQ of height 10 from a point A on the horizontal ground is 45° . Let R be a..."  </w:t>
+        <w:t xml:space="preserve">"Let a vertical tower AB of height 2ℎ stands on a horizontal ground. Let from a point P on the ground a man can see upto height ℎ of ..."  </w:t>
+      </w:r>
+      <w:r>
+        <w:rPr>
+          <w:b/>
+          <w:color w:val="2B6CB0"/>
+          <w:sz w:val="18"/>
+        </w:rPr>
+        <w:t>[Ans: N/A]</w:t>
+      </w:r>
+    </w:p>
+    <w:p>
+      <w:pPr>
+        <w:pStyle w:val="ListBullet"/>
+        <w:spacing w:after="40"/>
+      </w:pPr>
+      <w:r>
+        <w:rPr>
+          <w:b/>
+          <w:sz w:val="18"/>
+        </w:rPr>
+        <w:t xml:space="preserve">[2021 Evening Shift] Q#2 (MCQ): </w:t>
+      </w:r>
+      <w:r>
+        <w:rPr>
+          <w:sz w:val="18"/>
+        </w:rPr>
+        <w:t xml:space="preserve">"Let in a right angled triangle, the smallest angle be θ . If a triangle formed by taking the reciprocal of its sides is also a right ..."  </w:t>
       </w:r>
       <w:r>
         <w:rPr>
@@ -660,6 +1388,248 @@
               <w:t>Solution Analysis:</w:t>
               <w:br/>
               <w:t>Let's denote the person standing due south as S and the one standing due west as W. Also, let the tower be at point T. From person S's perspective, we have a right triangle △SPT . The height of the tower PT is given as 5m, which is the opposite side for angle S. The angle at S is 45° . From the tangent trigonometric ratio, we have : tan45°=(PT / ST)=(5 / ST) Since tan45°=1 , we get ST=5 m. Similarly, from person W's perspective, we have a right triangle △WPT . The angle at W is 30° . From the tangent trigonometric ratio, we have: tan30°=(PT / WT)=(5 / WT) Since tan30°=\frac1√(3) , we get WT=5√(3) m. Since S and W are perpendicular to each other (one is due south and the other is due west), △SWT forms a right triangle. We can find SW (the distance between the two people) using the Pythagorean theorem: SW^2=ST^2+WT^2=5^2+(5√(3))^2=25+75=100 So, SW=√(100)=10 m. Hence, the correct answer is 10 meters, which corresponds to Option A.</w:t>
+            </w:r>
+          </w:p>
+        </w:tc>
+      </w:tr>
+    </w:tbl>
+    <w:p>
+      <w:pPr>
+        <w:spacing w:after="120"/>
+      </w:pPr>
+    </w:p>
+    <w:p>
+      <w:pPr>
+        <w:spacing w:before="160" w:after="40"/>
+      </w:pPr>
+      <w:r>
+        <w:rPr>
+          <w:b/>
+          <w:color w:val="1A365D"/>
+          <w:sz w:val="22"/>
+        </w:rPr>
+        <w:t>Benchmark Problem 2: JEE Main 2023 (Online) 6th April Morning Shift (Q#2)</w:t>
+      </w:r>
+    </w:p>
+    <w:p>
+      <w:pPr>
+        <w:spacing w:after="80"/>
+      </w:pPr>
+      <w:r>
+        <w:rPr>
+          <w:sz w:val="20"/>
+        </w:rPr>
+        <w:t>From the top A of a vertical wall AB of height 30m , the angles of depression of the top P and bottom Q of a vertical tower PQ are 15° and 60° respectively, B and Q are on the same horizontal level. If C is a point on AB such that CB=PQ , then the area (in m^2 ) of the quadrilateral BCPQ is equal to :</w:t>
+      </w:r>
+    </w:p>
+    <w:p>
+      <w:pPr>
+        <w:pStyle w:val="ListBullet"/>
+        <w:spacing w:after="20"/>
+      </w:pPr>
+      <w:r>
+        <w:rPr>
+          <w:sz w:val="19"/>
+        </w:rPr>
+        <w:t>(A) 200(3-√(3))</w:t>
+      </w:r>
+    </w:p>
+    <w:p>
+      <w:pPr>
+        <w:pStyle w:val="ListBullet"/>
+        <w:spacing w:after="20"/>
+      </w:pPr>
+      <w:r>
+        <w:rPr>
+          <w:sz w:val="19"/>
+        </w:rPr>
+        <w:t>(B) 300(√(3)-1)</w:t>
+      </w:r>
+    </w:p>
+    <w:p>
+      <w:pPr>
+        <w:pStyle w:val="ListBullet"/>
+        <w:spacing w:after="20"/>
+      </w:pPr>
+      <w:r>
+        <w:rPr>
+          <w:sz w:val="19"/>
+        </w:rPr>
+        <w:t>(C) 300(√(3)+1)</w:t>
+      </w:r>
+    </w:p>
+    <w:p>
+      <w:pPr>
+        <w:pStyle w:val="ListBullet"/>
+        <w:spacing w:after="20"/>
+      </w:pPr>
+      <w:r>
+        <w:rPr>
+          <w:sz w:val="19"/>
+        </w:rPr>
+        <w:t>(D) 600(√(3)-1)</w:t>
+      </w:r>
+    </w:p>
+    <w:tbl>
+      <w:tblPr>
+        <w:tblW w:type="auto" w:w="0"/>
+        <w:jc w:val="center"/>
+        <w:tblLook w:firstColumn="1" w:firstRow="1" w:lastColumn="0" w:lastRow="0" w:noHBand="0" w:noVBand="1" w:val="04A0"/>
+      </w:tblPr>
+      <w:tblGrid>
+        <w:gridCol w:w="10080"/>
+      </w:tblGrid>
+      <w:tr>
+        <w:tc>
+          <w:tcPr>
+            <w:tcW w:type="dxa" w:w="10080"/>
+            <w:shd w:fill="F7FAFC"/>
+            <w:tcMar>
+              <w:top w:w="100" w:type="dxa"/>
+              <w:bottom w:w="100" w:type="dxa"/>
+              <w:left w:w="150" w:type="dxa"/>
+              <w:right w:w="150" w:type="dxa"/>
+            </w:tcMar>
+          </w:tcPr>
+          <w:p>
+            <w:r>
+              <w:rPr>
+                <w:b/>
+                <w:color w:val="1A365D"/>
+                <w:sz w:val="19"/>
+              </w:rPr>
+              <w:t>Correct Answer: None</w:t>
+              <w:br/>
+            </w:r>
+            <w:r>
+              <w:rPr>
+                <w:color w:val="2D3748"/>
+                <w:sz w:val="18"/>
+              </w:rPr>
+              <w:t>Solution Analysis:</w:t>
+              <w:br/>
+              <w:t>Given, AB be a vertical wall of height 30m and PQ be a vertical tower. Such that \angleBQA=\angleTAQ=60° (Alternate angles) and \angleCPA=\angleTAP=15° Now, tan60°=(AB / BQ)=(30 / BQ) ⇒ √(3)=(30 / BQ) ⇒ BQ=\frac30√(3)=10√(3) andtan15°=(AC / PC) ⇒ 2-√(3)=\fracAC10√(3)( ∵ PC=BQ) ⇒ AC=10√(3)(2-√(3))=20√(3)-30 ∴ BC=AB-AC=30-(20√(3)-30)=60-20√(3) ∴ Area of quadrilateral BCPQ =BQ × BC=10√(3) × (60-20√(3)) =10(60√(3)-60) =600(√(3)-1)m^2</w:t>
+            </w:r>
+          </w:p>
+        </w:tc>
+      </w:tr>
+    </w:tbl>
+    <w:p>
+      <w:pPr>
+        <w:spacing w:after="120"/>
+      </w:pPr>
+    </w:p>
+    <w:p>
+      <w:pPr>
+        <w:spacing w:before="160" w:after="40"/>
+      </w:pPr>
+      <w:r>
+        <w:rPr>
+          <w:b/>
+          <w:color w:val="1A365D"/>
+          <w:sz w:val="22"/>
+        </w:rPr>
+        <w:t>Benchmark Problem 3: JEE Main 2022 (Online) 27th July Evening Shift (Q#1)</w:t>
+      </w:r>
+    </w:p>
+    <w:p>
+      <w:pPr>
+        <w:spacing w:after="80"/>
+      </w:pPr>
+      <w:r>
+        <w:rPr>
+          <w:sz w:val="20"/>
+        </w:rPr>
+        <w:t>The angle of elevation of the top P of a vertical tower PQ of height 10 from a point A on the horizontal ground is 45° . Let R be a point on AQ and from a point B, vertically above R , the angle of elevation of P is 60° . If \angleBAQ=30°,AB=d and the area of the trapezium PQRB is α , then the ordered pair (d,α) is :</w:t>
+      </w:r>
+    </w:p>
+    <w:p>
+      <w:pPr>
+        <w:pStyle w:val="ListBullet"/>
+        <w:spacing w:after="20"/>
+      </w:pPr>
+      <w:r>
+        <w:rPr>
+          <w:sz w:val="19"/>
+        </w:rPr>
+        <w:t>(A) (10(√(3)-1),25)</w:t>
+      </w:r>
+    </w:p>
+    <w:p>
+      <w:pPr>
+        <w:pStyle w:val="ListBullet"/>
+        <w:spacing w:after="20"/>
+      </w:pPr>
+      <w:r>
+        <w:rPr>
+          <w:sz w:val="19"/>
+        </w:rPr>
+        <w:t>(B) (10(√(3)-1),(25 / 2))</w:t>
+      </w:r>
+    </w:p>
+    <w:p>
+      <w:pPr>
+        <w:pStyle w:val="ListBullet"/>
+        <w:spacing w:after="20"/>
+      </w:pPr>
+      <w:r>
+        <w:rPr>
+          <w:sz w:val="19"/>
+        </w:rPr>
+        <w:t>(C) (10(√(3)+1),25)</w:t>
+      </w:r>
+    </w:p>
+    <w:p>
+      <w:pPr>
+        <w:pStyle w:val="ListBullet"/>
+        <w:spacing w:after="20"/>
+      </w:pPr>
+      <w:r>
+        <w:rPr>
+          <w:sz w:val="19"/>
+        </w:rPr>
+        <w:t>(D) (10(√(3)+1),(25 / 2))</w:t>
+      </w:r>
+    </w:p>
+    <w:tbl>
+      <w:tblPr>
+        <w:tblW w:type="auto" w:w="0"/>
+        <w:jc w:val="center"/>
+        <w:tblLook w:firstColumn="1" w:firstRow="1" w:lastColumn="0" w:lastRow="0" w:noHBand="0" w:noVBand="1" w:val="04A0"/>
+      </w:tblPr>
+      <w:tblGrid>
+        <w:gridCol w:w="10080"/>
+      </w:tblGrid>
+      <w:tr>
+        <w:tc>
+          <w:tcPr>
+            <w:tcW w:type="dxa" w:w="10080"/>
+            <w:shd w:fill="F7FAFC"/>
+            <w:tcMar>
+              <w:top w:w="100" w:type="dxa"/>
+              <w:bottom w:w="100" w:type="dxa"/>
+              <w:left w:w="150" w:type="dxa"/>
+              <w:right w:w="150" w:type="dxa"/>
+            </w:tcMar>
+          </w:tcPr>
+          <w:p>
+            <w:r>
+              <w:rPr>
+                <w:b/>
+                <w:color w:val="1A365D"/>
+                <w:sz w:val="19"/>
+              </w:rPr>
+              <w:t>Correct Answer: None</w:t>
+              <w:br/>
+            </w:r>
+            <w:r>
+              <w:rPr>
+                <w:color w:val="2D3748"/>
+                <w:sz w:val="18"/>
+              </w:rPr>
+              <w:t>Solution Analysis:</w:t>
+              <w:br/>
+              <w:t>Let BR=x (x / d)=(1 / 2) ⇒ x=(d / 2) \frac10-x10-x√(3)=√(3) ⇒ 10-x=10√(3)-3x 2x=10(√(3)-1) x=5(√(3)-1) d=2x=10(√(3)-1) α=(1 / 2)(x+10)(10-x√(3))= Area (PQRB) =(1 / 2)(5√(3)-5+10)(10-5√(3)(√(3)-1)) =(1 / 2)(5√(3)+5)(10-15+5√(3))-(1 / 2)(75-25)=25</w:t>
             </w:r>
           </w:p>
         </w:tc>

--- a/dist/exports/height-and-distance_revision_notes.docx
+++ b/dist/exports/height-and-distance_revision_notes.docx
@@ -189,7 +189,7 @@
                 <w:color w:val="2D3748"/>
                 <w:sz w:val="19"/>
               </w:rPr>
-              <w:t>Height And Distance — Standard Calculations &amp; Problem Archetypes</w:t>
+              <w:t>Height And Distance — Core Principles &amp; Governing Laws</w:t>
             </w:r>
           </w:p>
         </w:tc>
@@ -209,7 +209,7 @@
               <w:rPr>
                 <w:sz w:val="19"/>
               </w:rPr>
-              <w:t>23 PYQs</w:t>
+              <w:t>37 PYQs</w:t>
             </w:r>
           </w:p>
         </w:tc>
@@ -217,6 +217,93 @@
           <w:tcPr>
             <w:tcW w:type="dxa" w:w="1872"/>
             <w:shd w:fill="F7FAFC"/>
+            <w:tcMar>
+              <w:top w:w="80" w:type="dxa"/>
+              <w:bottom w:w="80" w:type="dxa"/>
+              <w:left w:w="150" w:type="dxa"/>
+              <w:right w:w="150" w:type="dxa"/>
+            </w:tcMar>
+          </w:tcPr>
+          <w:p>
+            <w:r>
+              <w:rPr>
+                <w:color w:val="718096"/>
+                <w:sz w:val="19"/>
+              </w:rPr>
+              <w:t>Core Principle</w:t>
+            </w:r>
+          </w:p>
+        </w:tc>
+      </w:tr>
+      <w:tr>
+        <w:tc>
+          <w:tcPr>
+            <w:tcW w:type="dxa" w:w="2160"/>
+            <w:shd w:fill="FFFFFF"/>
+            <w:tcMar>
+              <w:top w:w="80" w:type="dxa"/>
+              <w:bottom w:w="80" w:type="dxa"/>
+              <w:left w:w="150" w:type="dxa"/>
+              <w:right w:w="150" w:type="dxa"/>
+            </w:tcMar>
+          </w:tcPr>
+          <w:p>
+            <w:r>
+              <w:rPr>
+                <w:b/>
+                <w:color w:val="718096"/>
+                <w:sz w:val="19"/>
+              </w:rPr>
+              <w:t>Moderate</w:t>
+            </w:r>
+          </w:p>
+        </w:tc>
+        <w:tc>
+          <w:tcPr>
+            <w:tcW w:type="dxa" w:w="4320"/>
+            <w:shd w:fill="FFFFFF"/>
+            <w:tcMar>
+              <w:top w:w="80" w:type="dxa"/>
+              <w:bottom w:w="80" w:type="dxa"/>
+              <w:left w:w="150" w:type="dxa"/>
+              <w:right w:w="150" w:type="dxa"/>
+            </w:tcMar>
+          </w:tcPr>
+          <w:p>
+            <w:r>
+              <w:rPr>
+                <w:b/>
+                <w:color w:val="2D3748"/>
+                <w:sz w:val="19"/>
+              </w:rPr>
+              <w:t>Height And Distance — Standard Calculations &amp; Problem Archetypes</w:t>
+            </w:r>
+          </w:p>
+        </w:tc>
+        <w:tc>
+          <w:tcPr>
+            <w:tcW w:type="dxa" w:w="1728"/>
+            <w:shd w:fill="FFFFFF"/>
+            <w:tcMar>
+              <w:top w:w="80" w:type="dxa"/>
+              <w:bottom w:w="80" w:type="dxa"/>
+              <w:left w:w="150" w:type="dxa"/>
+              <w:right w:w="150" w:type="dxa"/>
+            </w:tcMar>
+          </w:tcPr>
+          <w:p>
+            <w:r>
+              <w:rPr>
+                <w:sz w:val="19"/>
+              </w:rPr>
+              <w:t>4 PYQs</w:t>
+            </w:r>
+          </w:p>
+        </w:tc>
+        <w:tc>
+          <w:tcPr>
+            <w:tcW w:type="dxa" w:w="1872"/>
+            <w:shd w:fill="FFFFFF"/>
             <w:tcMar>
               <w:top w:w="80" w:type="dxa"/>
               <w:bottom w:w="80" w:type="dxa"/>
@@ -239,93 +326,6 @@
         <w:tc>
           <w:tcPr>
             <w:tcW w:type="dxa" w:w="2160"/>
-            <w:shd w:fill="FFFFFF"/>
-            <w:tcMar>
-              <w:top w:w="80" w:type="dxa"/>
-              <w:bottom w:w="80" w:type="dxa"/>
-              <w:left w:w="150" w:type="dxa"/>
-              <w:right w:w="150" w:type="dxa"/>
-            </w:tcMar>
-          </w:tcPr>
-          <w:p>
-            <w:r>
-              <w:rPr>
-                <w:b/>
-                <w:color w:val="2B6CB0"/>
-                <w:sz w:val="19"/>
-              </w:rPr>
-              <w:t>High</w:t>
-            </w:r>
-          </w:p>
-        </w:tc>
-        <w:tc>
-          <w:tcPr>
-            <w:tcW w:type="dxa" w:w="4320"/>
-            <w:shd w:fill="FFFFFF"/>
-            <w:tcMar>
-              <w:top w:w="80" w:type="dxa"/>
-              <w:bottom w:w="80" w:type="dxa"/>
-              <w:left w:w="150" w:type="dxa"/>
-              <w:right w:w="150" w:type="dxa"/>
-            </w:tcMar>
-          </w:tcPr>
-          <w:p>
-            <w:r>
-              <w:rPr>
-                <w:b/>
-                <w:color w:val="2D3748"/>
-                <w:sz w:val="19"/>
-              </w:rPr>
-              <w:t>Height And Distance — Core Principles &amp; Governing Laws</w:t>
-            </w:r>
-          </w:p>
-        </w:tc>
-        <w:tc>
-          <w:tcPr>
-            <w:tcW w:type="dxa" w:w="1728"/>
-            <w:shd w:fill="FFFFFF"/>
-            <w:tcMar>
-              <w:top w:w="80" w:type="dxa"/>
-              <w:bottom w:w="80" w:type="dxa"/>
-              <w:left w:w="150" w:type="dxa"/>
-              <w:right w:w="150" w:type="dxa"/>
-            </w:tcMar>
-          </w:tcPr>
-          <w:p>
-            <w:r>
-              <w:rPr>
-                <w:sz w:val="19"/>
-              </w:rPr>
-              <w:t>10 PYQs</w:t>
-            </w:r>
-          </w:p>
-        </w:tc>
-        <w:tc>
-          <w:tcPr>
-            <w:tcW w:type="dxa" w:w="1872"/>
-            <w:shd w:fill="FFFFFF"/>
-            <w:tcMar>
-              <w:top w:w="80" w:type="dxa"/>
-              <w:bottom w:w="80" w:type="dxa"/>
-              <w:left w:w="150" w:type="dxa"/>
-              <w:right w:w="150" w:type="dxa"/>
-            </w:tcMar>
-          </w:tcPr>
-          <w:p>
-            <w:r>
-              <w:rPr>
-                <w:color w:val="718096"/>
-                <w:sz w:val="19"/>
-              </w:rPr>
-              <w:t>Core Principle</w:t>
-            </w:r>
-          </w:p>
-        </w:tc>
-      </w:tr>
-      <w:tr>
-        <w:tc>
-          <w:tcPr>
-            <w:tcW w:type="dxa" w:w="2160"/>
             <w:shd w:fill="F7FAFC"/>
             <w:tcMar>
               <w:top w:w="80" w:type="dxa"/>
@@ -338,10 +338,10 @@
             <w:r>
               <w:rPr>
                 <w:b/>
-                <w:color w:val="2B6CB0"/>
+                <w:color w:val="718096"/>
                 <w:sz w:val="19"/>
               </w:rPr>
-              <w:t>High</w:t>
+              <w:t>Standard</w:t>
             </w:r>
           </w:p>
         </w:tc>
@@ -383,7 +383,7 @@
               <w:rPr>
                 <w:sz w:val="19"/>
               </w:rPr>
-              <w:t>8 PYQs</w:t>
+              <w:t>0 PYQs</w:t>
             </w:r>
           </w:p>
         </w:tc>
@@ -504,7 +504,7 @@
                 <w:color w:val="1A365D"/>
                 <w:sz w:val="19"/>
               </w:rPr>
-              <w:t>Height And Distance — Standard Calculations &amp; Problem Archetypes</w:t>
+              <w:t>Height And Distance — Core Principles &amp; Governing Laws</w:t>
             </w:r>
           </w:p>
         </w:tc>
@@ -526,7 +526,7 @@
                 <w:color w:val="2D3748"/>
                 <w:sz w:val="19"/>
               </w:rPr>
-              <w:t>AB=x, \quad \frac{80}{x}, \quad tan45^{\circ}=\frac{PT}{ST}=\frac{5}{ST}</w:t>
+              <w:t>TM=ℎ, \quad \frac{ℎ}{QA}, \quad tan(90-\theta)=\frac{x}{75}</w:t>
             </w:r>
           </w:p>
         </w:tc>
@@ -550,7 +550,7 @@
                 <w:color w:val="1A365D"/>
                 <w:sz w:val="19"/>
               </w:rPr>
-              <w:t>Height And Distance — Core Principles &amp; Governing Laws</w:t>
+              <w:t>Height And Distance — Standard Calculations &amp; Problem Archetypes</w:t>
             </w:r>
           </w:p>
         </w:tc>
@@ -572,53 +572,7 @@
                 <w:color w:val="2D3748"/>
                 <w:sz w:val="19"/>
               </w:rPr>
-              <w:t>tan45^{\circ}=\frac{PT}{ST}=\frac{5}{ST}, \quad NA=\sqrt{15^{2}-9^{2}}=12, \quad =5(2+\sqrt{3})</w:t>
-            </w:r>
-          </w:p>
-        </w:tc>
-      </w:tr>
-      <w:tr>
-        <w:tc>
-          <w:tcPr>
-            <w:tcW w:type="dxa" w:w="3600"/>
-            <w:shd w:fill="F7FAFC"/>
-            <w:tcMar>
-              <w:top w:w="100" w:type="dxa"/>
-              <w:bottom w:w="100" w:type="dxa"/>
-              <w:left w:w="150" w:type="dxa"/>
-              <w:right w:w="150" w:type="dxa"/>
-            </w:tcMar>
-          </w:tcPr>
-          <w:p>
-            <w:r>
-              <w:rPr>
-                <w:b/>
-                <w:color w:val="1A365D"/>
-                <w:sz w:val="19"/>
-              </w:rPr>
-              <w:t>Height And Distance — Applied Cases, Reactions &amp; Traps</w:t>
-            </w:r>
-          </w:p>
-        </w:tc>
-        <w:tc>
-          <w:tcPr>
-            <w:tcW w:type="dxa" w:w="6480"/>
-            <w:shd w:fill="F7FAFC"/>
-            <w:tcMar>
-              <w:top w:w="100" w:type="dxa"/>
-              <w:bottom w:w="100" w:type="dxa"/>
-              <w:left w:w="150" w:type="dxa"/>
-              <w:right w:w="150" w:type="dxa"/>
-            </w:tcMar>
-          </w:tcPr>
-          <w:p>
-            <w:r>
-              <w:rPr>
-                <w:rFonts w:ascii="Cambria Math" w:hAnsi="Cambria Math"/>
-                <w:color w:val="2D3748"/>
-                <w:sz w:val="19"/>
-              </w:rPr>
-              <w:t>\frac{ℎ}{BM}=\frac{1}{\sqrt{7}}, \quad \frac{ℎ}{AM}=\frac{1}{3\sqrt{2}}, \quad \Rightarrow t=\frac{2\frac{2t}{1-t^{2}}}{1+\sqrt{7}.\frac{2t}{1-t^{2}}}</w:t>
+              <w:t>LCPA=∝, \quad 45^{\circ}, \quad AB=x</w:t>
             </w:r>
           </w:p>
         </w:tc>
@@ -650,7 +604,215 @@
           <w:color w:val="2B6CB0"/>
           <w:sz w:val="24"/>
         </w:rPr>
-        <w:t>3.1 Height And Distance — Standard Calculations &amp; Problem Archetypes (Very High Yield — 23 PYQs)</w:t>
+        <w:t>3.1 Height And Distance — Core Principles &amp; Governing Laws (Very High Yield — 37 PYQs)</w:t>
+      </w:r>
+    </w:p>
+    <w:p>
+      <w:r>
+        <w:rPr>
+          <w:b/>
+          <w:sz w:val="20"/>
+        </w:rPr>
+        <w:t xml:space="preserve">Core Principle: </w:t>
+      </w:r>
+      <w:r>
+        <w:rPr>
+          <w:sz w:val="20"/>
+        </w:rPr>
+        <w:t>Fundamental definitions, core postulates, and governing physical/chemical relations in Height And Distance.</w:t>
+      </w:r>
+    </w:p>
+    <w:tbl>
+      <w:tblPr>
+        <w:tblW w:type="auto" w:w="0"/>
+        <w:jc w:val="center"/>
+        <w:tblLook w:firstColumn="1" w:firstRow="1" w:lastColumn="0" w:lastRow="0" w:noHBand="0" w:noVBand="1" w:val="04A0"/>
+      </w:tblPr>
+      <w:tblGrid>
+        <w:gridCol w:w="10080"/>
+      </w:tblGrid>
+      <w:tr>
+        <w:tc>
+          <w:tcPr>
+            <w:tcW w:type="dxa" w:w="10080"/>
+            <w:shd w:fill="FFF5F5"/>
+            <w:tcMar>
+              <w:top w:w="100" w:type="dxa"/>
+              <w:bottom w:w="100" w:type="dxa"/>
+              <w:left w:w="150" w:type="dxa"/>
+              <w:right w:w="150" w:type="dxa"/>
+            </w:tcMar>
+          </w:tcPr>
+          <w:p>
+            <w:r>
+              <w:rPr>
+                <w:b/>
+                <w:color w:val="C53030"/>
+                <w:sz w:val="19"/>
+              </w:rPr>
+              <w:t xml:space="preserve">⚠️ Common Trap / JEE Pitfall: </w:t>
+            </w:r>
+            <w:r>
+              <w:rPr>
+                <w:color w:val="2D3748"/>
+                <w:sz w:val="19"/>
+              </w:rPr>
+              <w:t>Carefully verify units, standard reference states, and sign conventions in Height And Distance.</w:t>
+            </w:r>
+          </w:p>
+        </w:tc>
+      </w:tr>
+    </w:tbl>
+    <w:tbl>
+      <w:tblPr>
+        <w:tblW w:type="auto" w:w="0"/>
+        <w:jc w:val="center"/>
+        <w:tblLook w:firstColumn="1" w:firstRow="1" w:lastColumn="0" w:lastRow="0" w:noHBand="0" w:noVBand="1" w:val="04A0"/>
+      </w:tblPr>
+      <w:tblGrid>
+        <w:gridCol w:w="10080"/>
+      </w:tblGrid>
+      <w:tr>
+        <w:tc>
+          <w:tcPr>
+            <w:tcW w:type="dxa" w:w="10080"/>
+            <w:shd w:fill="F0FFF4"/>
+            <w:tcMar>
+              <w:top w:w="100" w:type="dxa"/>
+              <w:bottom w:w="100" w:type="dxa"/>
+              <w:left w:w="150" w:type="dxa"/>
+              <w:right w:w="150" w:type="dxa"/>
+            </w:tcMar>
+          </w:tcPr>
+          <w:p>
+            <w:r>
+              <w:rPr>
+                <w:b/>
+                <w:color w:val="276749"/>
+                <w:sz w:val="19"/>
+              </w:rPr>
+              <w:t xml:space="preserve">💡 Speed Hack / Trick: </w:t>
+            </w:r>
+            <w:r>
+              <w:rPr>
+                <w:color w:val="2D3748"/>
+                <w:sz w:val="19"/>
+              </w:rPr>
+              <w:t>Focus on high-yield formulas and standard limiting approximations tested in Height And Distance PYQs.</w:t>
+            </w:r>
+          </w:p>
+        </w:tc>
+      </w:tr>
+    </w:tbl>
+    <w:p>
+      <w:pPr>
+        <w:spacing w:before="120" w:after="40"/>
+      </w:pPr>
+      <w:r>
+        <w:rPr>
+          <w:b/>
+          <w:color w:val="1A365D"/>
+          <w:sz w:val="19"/>
+        </w:rPr>
+        <w:t>Source PYQs testing this concept:</w:t>
+      </w:r>
+    </w:p>
+    <w:p>
+      <w:pPr>
+        <w:pStyle w:val="ListBullet"/>
+        <w:spacing w:after="40"/>
+      </w:pPr>
+      <w:r>
+        <w:rPr>
+          <w:b/>
+          <w:sz w:val="18"/>
+        </w:rPr>
+        <w:t xml:space="preserve">[2023 Evening Shift] Q#1 (MCQ): </w:t>
+      </w:r>
+      <w:r>
+        <w:rPr>
+          <w:sz w:val="18"/>
+        </w:rPr>
+        <w:t xml:space="preserve">"The angle of elevation of the top P of a tower from the feet of one person standing due South of the tower is 45° and from the fe..."  </w:t>
+      </w:r>
+      <w:r>
+        <w:rPr>
+          <w:b/>
+          <w:color w:val="2B6CB0"/>
+          <w:sz w:val="18"/>
+        </w:rPr>
+        <w:t>[Ans: N/A]</w:t>
+      </w:r>
+    </w:p>
+    <w:p>
+      <w:pPr>
+        <w:pStyle w:val="ListBullet"/>
+        <w:spacing w:after="40"/>
+      </w:pPr>
+      <w:r>
+        <w:rPr>
+          <w:b/>
+          <w:sz w:val="18"/>
+        </w:rPr>
+        <w:t xml:space="preserve">[2023 Morning Shift] Q#2 (MCQ): </w:t>
+      </w:r>
+      <w:r>
+        <w:rPr>
+          <w:sz w:val="18"/>
+        </w:rPr>
+        <w:t xml:space="preserve">"From the top A of a vertical wall AB of height 30m , the angles of depression of the top P and bottom Q of a vertical tower PQ a..."  </w:t>
+      </w:r>
+      <w:r>
+        <w:rPr>
+          <w:b/>
+          <w:color w:val="2B6CB0"/>
+          <w:sz w:val="18"/>
+        </w:rPr>
+        <w:t>[Ans: N/A]</w:t>
+      </w:r>
+    </w:p>
+    <w:p>
+      <w:pPr>
+        <w:pStyle w:val="ListBullet"/>
+        <w:spacing w:after="40"/>
+      </w:pPr>
+      <w:r>
+        <w:rPr>
+          <w:b/>
+          <w:sz w:val="18"/>
+        </w:rPr>
+        <w:t xml:space="preserve">[2022 Evening Shift] Q#1 (MCQ): </w:t>
+      </w:r>
+      <w:r>
+        <w:rPr>
+          <w:sz w:val="18"/>
+        </w:rPr>
+        <w:t xml:space="preserve">"The angle of elevation of the top P of a vertical tower PQ of height 10 from a point A on the horizontal ground is 45° . Let R be a..."  </w:t>
+      </w:r>
+      <w:r>
+        <w:rPr>
+          <w:b/>
+          <w:color w:val="2B6CB0"/>
+          <w:sz w:val="18"/>
+        </w:rPr>
+        <w:t>[Ans: N/A]</w:t>
+      </w:r>
+    </w:p>
+    <w:p>
+      <w:pPr>
+        <w:spacing w:after="120"/>
+      </w:pPr>
+    </w:p>
+    <w:p>
+      <w:pPr>
+        <w:pStyle w:val="Heading2"/>
+      </w:pPr>
+      <w:r>
+        <w:rPr>
+          <w:color w:val="2B6CB0"/>
+          <w:sz w:val="24"/>
+        </w:rPr>
+        <w:t>3.2 Height And Distance — Standard Calculations &amp; Problem Archetypes (Moderate Yield — 4 PYQs)</w:t>
       </w:r>
     </w:p>
     <w:p>
@@ -800,13 +962,13 @@
           <w:b/>
           <w:sz w:val="18"/>
         </w:rPr>
-        <w:t xml:space="preserve">[2022 Evening Shift] Q#1 (MCQ): </w:t>
+        <w:t xml:space="preserve">[2021 Morning Shift] Q#2 (MCQ): </w:t>
       </w:r>
       <w:r>
         <w:rPr>
           <w:sz w:val="18"/>
         </w:rPr>
-        <w:t xml:space="preserve">"The angle of elevation of the top P of a vertical tower PQ of height 10 from a point A on the horizontal ground is 45° . Let R be a..."  </w:t>
+        <w:t xml:space="preserve">"A vertical pole fixed to the horizontal ground is divided in the ratio 3 : 7 by a mark on it with lower part shorter than the upper part. If..."  </w:t>
       </w:r>
       <w:r>
         <w:rPr>
@@ -827,13 +989,15 @@
           <w:b/>
           <w:sz w:val="18"/>
         </w:rPr>
-        <w:t xml:space="preserve">[2022 Morning Shift] Q#1 (MCQ): </w:t>
+        <w:t xml:space="preserve">[2017 Shift] Q#3 (MCQ): </w:t>
       </w:r>
       <w:r>
         <w:rPr>
           <w:sz w:val="18"/>
         </w:rPr>
-        <w:t xml:space="preserve">"Let AB and PQ be two vertical poles, 160 m apart from each other. Let C be the middle point of B and Q, which are feet of these two poles. L..."  </w:t>
+        <w:t>"Let a vertical tower AB have its end A on the level ground. Let C be the mid-point of AB and P be a point</w:t>
+        <w:br/>
+        <w:t xml:space="preserve">on the ground such that AP = 2AB. ..."  </w:t>
       </w:r>
       <w:r>
         <w:rPr>
@@ -858,215 +1022,7 @@
           <w:color w:val="2B6CB0"/>
           <w:sz w:val="24"/>
         </w:rPr>
-        <w:t>3.2 Height And Distance — Core Principles &amp; Governing Laws (High Yield — 10 PYQs)</w:t>
-      </w:r>
-    </w:p>
-    <w:p>
-      <w:r>
-        <w:rPr>
-          <w:b/>
-          <w:sz w:val="20"/>
-        </w:rPr>
-        <w:t xml:space="preserve">Core Principle: </w:t>
-      </w:r>
-      <w:r>
-        <w:rPr>
-          <w:sz w:val="20"/>
-        </w:rPr>
-        <w:t>Fundamental definitions, core postulates, and governing physical/chemical relations in Height And Distance.</w:t>
-      </w:r>
-    </w:p>
-    <w:tbl>
-      <w:tblPr>
-        <w:tblW w:type="auto" w:w="0"/>
-        <w:jc w:val="center"/>
-        <w:tblLook w:firstColumn="1" w:firstRow="1" w:lastColumn="0" w:lastRow="0" w:noHBand="0" w:noVBand="1" w:val="04A0"/>
-      </w:tblPr>
-      <w:tblGrid>
-        <w:gridCol w:w="10080"/>
-      </w:tblGrid>
-      <w:tr>
-        <w:tc>
-          <w:tcPr>
-            <w:tcW w:type="dxa" w:w="10080"/>
-            <w:shd w:fill="FFF5F5"/>
-            <w:tcMar>
-              <w:top w:w="100" w:type="dxa"/>
-              <w:bottom w:w="100" w:type="dxa"/>
-              <w:left w:w="150" w:type="dxa"/>
-              <w:right w:w="150" w:type="dxa"/>
-            </w:tcMar>
-          </w:tcPr>
-          <w:p>
-            <w:r>
-              <w:rPr>
-                <w:b/>
-                <w:color w:val="C53030"/>
-                <w:sz w:val="19"/>
-              </w:rPr>
-              <w:t xml:space="preserve">⚠️ Common Trap / JEE Pitfall: </w:t>
-            </w:r>
-            <w:r>
-              <w:rPr>
-                <w:color w:val="2D3748"/>
-                <w:sz w:val="19"/>
-              </w:rPr>
-              <w:t>Carefully verify units, standard reference states, and sign conventions in Height And Distance.</w:t>
-            </w:r>
-          </w:p>
-        </w:tc>
-      </w:tr>
-    </w:tbl>
-    <w:tbl>
-      <w:tblPr>
-        <w:tblW w:type="auto" w:w="0"/>
-        <w:jc w:val="center"/>
-        <w:tblLook w:firstColumn="1" w:firstRow="1" w:lastColumn="0" w:lastRow="0" w:noHBand="0" w:noVBand="1" w:val="04A0"/>
-      </w:tblPr>
-      <w:tblGrid>
-        <w:gridCol w:w="10080"/>
-      </w:tblGrid>
-      <w:tr>
-        <w:tc>
-          <w:tcPr>
-            <w:tcW w:type="dxa" w:w="10080"/>
-            <w:shd w:fill="F0FFF4"/>
-            <w:tcMar>
-              <w:top w:w="100" w:type="dxa"/>
-              <w:bottom w:w="100" w:type="dxa"/>
-              <w:left w:w="150" w:type="dxa"/>
-              <w:right w:w="150" w:type="dxa"/>
-            </w:tcMar>
-          </w:tcPr>
-          <w:p>
-            <w:r>
-              <w:rPr>
-                <w:b/>
-                <w:color w:val="276749"/>
-                <w:sz w:val="19"/>
-              </w:rPr>
-              <w:t xml:space="preserve">💡 Speed Hack / Trick: </w:t>
-            </w:r>
-            <w:r>
-              <w:rPr>
-                <w:color w:val="2D3748"/>
-                <w:sz w:val="19"/>
-              </w:rPr>
-              <w:t>Focus on high-yield formulas and standard limiting approximations tested in Height And Distance PYQs.</w:t>
-            </w:r>
-          </w:p>
-        </w:tc>
-      </w:tr>
-    </w:tbl>
-    <w:p>
-      <w:pPr>
-        <w:spacing w:before="120" w:after="40"/>
-      </w:pPr>
-      <w:r>
-        <w:rPr>
-          <w:b/>
-          <w:color w:val="1A365D"/>
-          <w:sz w:val="19"/>
-        </w:rPr>
-        <w:t>Source PYQs testing this concept:</w:t>
-      </w:r>
-    </w:p>
-    <w:p>
-      <w:pPr>
-        <w:pStyle w:val="ListBullet"/>
-        <w:spacing w:after="40"/>
-      </w:pPr>
-      <w:r>
-        <w:rPr>
-          <w:b/>
-          <w:sz w:val="18"/>
-        </w:rPr>
-        <w:t xml:space="preserve">[2023 Evening Shift] Q#1 (MCQ): </w:t>
-      </w:r>
-      <w:r>
-        <w:rPr>
-          <w:sz w:val="18"/>
-        </w:rPr>
-        <w:t xml:space="preserve">"The angle of elevation of the top P of a tower from the feet of one person standing due South of the tower is 45° and from the fe..."  </w:t>
-      </w:r>
-      <w:r>
-        <w:rPr>
-          <w:b/>
-          <w:color w:val="2B6CB0"/>
-          <w:sz w:val="18"/>
-        </w:rPr>
-        <w:t>[Ans: N/A]</w:t>
-      </w:r>
-    </w:p>
-    <w:p>
-      <w:pPr>
-        <w:pStyle w:val="ListBullet"/>
-        <w:spacing w:after="40"/>
-      </w:pPr>
-      <w:r>
-        <w:rPr>
-          <w:b/>
-          <w:sz w:val="18"/>
-        </w:rPr>
-        <w:t xml:space="preserve">[2022 Morning Shift] Q#3 (MCQ): </w:t>
-      </w:r>
-      <w:r>
-        <w:rPr>
-          <w:sz w:val="18"/>
-        </w:rPr>
-        <w:t xml:space="preserve">"The angle of elevation of the top of a tower from a point A due north of it is α and from a point B at a distance of 9 units due west..."  </w:t>
-      </w:r>
-      <w:r>
-        <w:rPr>
-          <w:b/>
-          <w:color w:val="2B6CB0"/>
-          <w:sz w:val="18"/>
-        </w:rPr>
-        <w:t>[Ans: N/A]</w:t>
-      </w:r>
-    </w:p>
-    <w:p>
-      <w:pPr>
-        <w:pStyle w:val="ListBullet"/>
-        <w:spacing w:after="40"/>
-      </w:pPr>
-      <w:r>
-        <w:rPr>
-          <w:b/>
-          <w:sz w:val="18"/>
-        </w:rPr>
-        <w:t xml:space="preserve">[2022 Morning Shift] Q#3 (MCQ): </w:t>
-      </w:r>
-      <w:r>
-        <w:rPr>
-          <w:sz w:val="18"/>
-        </w:rPr>
-        <w:t xml:space="preserve">"A tower PQ stands on a horizontal ground with base Q on the ground. The point R divides the tower in two parts such that QR=15m . If f..."  </w:t>
-      </w:r>
-      <w:r>
-        <w:rPr>
-          <w:b/>
-          <w:color w:val="2B6CB0"/>
-          <w:sz w:val="18"/>
-        </w:rPr>
-        <w:t>[Ans: N/A]</w:t>
-      </w:r>
-    </w:p>
-    <w:p>
-      <w:pPr>
-        <w:spacing w:after="120"/>
-      </w:pPr>
-    </w:p>
-    <w:p>
-      <w:pPr>
-        <w:pStyle w:val="Heading2"/>
-      </w:pPr>
-      <w:r>
-        <w:rPr>
-          <w:color w:val="2B6CB0"/>
-          <w:sz w:val="24"/>
-        </w:rPr>
-        <w:t>3.3 Height And Distance — Applied Cases, Reactions &amp; Traps (High Yield — 8 PYQs)</w:t>
+        <w:t>3.3 Height And Distance — Applied Cases, Reactions &amp; Traps (Standard Yield — 0 PYQs)</w:t>
       </w:r>
     </w:p>
     <w:p>
@@ -1189,13 +1145,13 @@
           <w:b/>
           <w:sz w:val="18"/>
         </w:rPr>
-        <w:t xml:space="preserve">[2023 Morning Shift] Q#2 (MCQ): </w:t>
+        <w:t xml:space="preserve">[2023 Evening Shift] Q#1 (MCQ): </w:t>
       </w:r>
       <w:r>
         <w:rPr>
           <w:sz w:val="18"/>
         </w:rPr>
-        <w:t xml:space="preserve">"From the top A of a vertical wall AB of height 30m , the angles of depression of the top P and bottom Q of a vertical tower PQ a..."  </w:t>
+        <w:t xml:space="preserve">"The angle of elevation of the top P of a tower from the feet of one person standing due South of the tower is 45° and from the fe..."  </w:t>
       </w:r>
       <w:r>
         <w:rPr>
@@ -1216,40 +1172,13 @@
           <w:b/>
           <w:sz w:val="18"/>
         </w:rPr>
-        <w:t xml:space="preserve">[2022 Morning Shift] Q#2 (MCQ): </w:t>
+        <w:t xml:space="preserve">[2023 Morning Shift] Q#2 (MCQ): </w:t>
       </w:r>
       <w:r>
         <w:rPr>
           <w:sz w:val="18"/>
         </w:rPr>
-        <w:t xml:space="preserve">"Let a vertical tower AB of height 2ℎ stands on a horizontal ground. Let from a point P on the ground a man can see upto height ℎ of ..."  </w:t>
-      </w:r>
-      <w:r>
-        <w:rPr>
-          <w:b/>
-          <w:color w:val="2B6CB0"/>
-          <w:sz w:val="18"/>
-        </w:rPr>
-        <w:t>[Ans: N/A]</w:t>
-      </w:r>
-    </w:p>
-    <w:p>
-      <w:pPr>
-        <w:pStyle w:val="ListBullet"/>
-        <w:spacing w:after="40"/>
-      </w:pPr>
-      <w:r>
-        <w:rPr>
-          <w:b/>
-          <w:sz w:val="18"/>
-        </w:rPr>
-        <w:t xml:space="preserve">[2021 Evening Shift] Q#2 (MCQ): </w:t>
-      </w:r>
-      <w:r>
-        <w:rPr>
-          <w:sz w:val="18"/>
-        </w:rPr>
-        <w:t xml:space="preserve">"Let in a right angled triangle, the smallest angle be θ . If a triangle formed by taking the reciprocal of its sides is also a right ..."  </w:t>
+        <w:t xml:space="preserve">"From the top A of a vertical wall AB of height 30m , the angles of depression of the top P and bottom Q of a vertical tower PQ a..."  </w:t>
       </w:r>
       <w:r>
         <w:rPr>
@@ -1408,7 +1337,7 @@
           <w:color w:val="1A365D"/>
           <w:sz w:val="22"/>
         </w:rPr>
-        <w:t>Benchmark Problem 2: JEE Main 2023 (Online) 6th April Morning Shift (Q#2)</w:t>
+        <w:t>Benchmark Problem 2: JEE Main 2021 (Online) 31st August Morning Shift (Q#2)</w:t>
       </w:r>
     </w:p>
     <w:p>
@@ -1419,7 +1348,7 @@
         <w:rPr>
           <w:sz w:val="20"/>
         </w:rPr>
-        <w:t>From the top A of a vertical wall AB of height 30m , the angles of depression of the top P and bottom Q of a vertical tower PQ are 15° and 60° respectively, B and Q are on the same horizontal level. If C is a point on AB such that CB=PQ , then the area (in m^2 ) of the quadrilateral BCPQ is equal to :</w:t>
+        <w:t>A vertical pole fixed to the horizontal ground is divided in the ratio 3 : 7 by a mark on it with lower part shorter than the upper part. If the two parts subtend equal angles at a point on the ground 18 m away from the base of the pole, then the height of the pole (in meters) is :</w:t>
       </w:r>
     </w:p>
     <w:p>
@@ -1431,7 +1360,7 @@
         <w:rPr>
           <w:sz w:val="19"/>
         </w:rPr>
-        <w:t>(A) 200(3-√(3))</w:t>
+        <w:t>(A) 12 √(15)</w:t>
       </w:r>
     </w:p>
     <w:p>
@@ -1443,7 +1372,7 @@
         <w:rPr>
           <w:sz w:val="19"/>
         </w:rPr>
-        <w:t>(B) 300(√(3)-1)</w:t>
+        <w:t>(B) 12 √(10)</w:t>
       </w:r>
     </w:p>
     <w:p>
@@ -1455,7 +1384,7 @@
         <w:rPr>
           <w:sz w:val="19"/>
         </w:rPr>
-        <w:t>(C) 300(√(3)+1)</w:t>
+        <w:t>(C) 8 √(10)</w:t>
       </w:r>
     </w:p>
     <w:p>
@@ -1467,7 +1396,7 @@
         <w:rPr>
           <w:sz w:val="19"/>
         </w:rPr>
-        <w:t>(D) 600(√(3)-1)</w:t>
+        <w:t>(D) 6 √(10)</w:t>
       </w:r>
     </w:p>
     <w:tbl>
@@ -1508,128 +1437,7 @@
               </w:rPr>
               <w:t>Solution Analysis:</w:t>
               <w:br/>
-              <w:t>Given, AB be a vertical wall of height 30m and PQ be a vertical tower. Such that \angleBQA=\angleTAQ=60° (Alternate angles) and \angleCPA=\angleTAP=15° Now, tan60°=(AB / BQ)=(30 / BQ) ⇒ √(3)=(30 / BQ) ⇒ BQ=\frac30√(3)=10√(3) andtan15°=(AC / PC) ⇒ 2-√(3)=\fracAC10√(3)( ∵ PC=BQ) ⇒ AC=10√(3)(2-√(3))=20√(3)-30 ∴ BC=AB-AC=30-(20√(3)-30)=60-20√(3) ∴ Area of quadrilateral BCPQ =BQ × BC=10√(3) × (60-20√(3)) =10(60√(3)-60) =600(√(3)-1)m^2</w:t>
-            </w:r>
-          </w:p>
-        </w:tc>
-      </w:tr>
-    </w:tbl>
-    <w:p>
-      <w:pPr>
-        <w:spacing w:after="120"/>
-      </w:pPr>
-    </w:p>
-    <w:p>
-      <w:pPr>
-        <w:spacing w:before="160" w:after="40"/>
-      </w:pPr>
-      <w:r>
-        <w:rPr>
-          <w:b/>
-          <w:color w:val="1A365D"/>
-          <w:sz w:val="22"/>
-        </w:rPr>
-        <w:t>Benchmark Problem 3: JEE Main 2022 (Online) 27th July Evening Shift (Q#1)</w:t>
-      </w:r>
-    </w:p>
-    <w:p>
-      <w:pPr>
-        <w:spacing w:after="80"/>
-      </w:pPr>
-      <w:r>
-        <w:rPr>
-          <w:sz w:val="20"/>
-        </w:rPr>
-        <w:t>The angle of elevation of the top P of a vertical tower PQ of height 10 from a point A on the horizontal ground is 45° . Let R be a point on AQ and from a point B, vertically above R , the angle of elevation of P is 60° . If \angleBAQ=30°,AB=d and the area of the trapezium PQRB is α , then the ordered pair (d,α) is :</w:t>
-      </w:r>
-    </w:p>
-    <w:p>
-      <w:pPr>
-        <w:pStyle w:val="ListBullet"/>
-        <w:spacing w:after="20"/>
-      </w:pPr>
-      <w:r>
-        <w:rPr>
-          <w:sz w:val="19"/>
-        </w:rPr>
-        <w:t>(A) (10(√(3)-1),25)</w:t>
-      </w:r>
-    </w:p>
-    <w:p>
-      <w:pPr>
-        <w:pStyle w:val="ListBullet"/>
-        <w:spacing w:after="20"/>
-      </w:pPr>
-      <w:r>
-        <w:rPr>
-          <w:sz w:val="19"/>
-        </w:rPr>
-        <w:t>(B) (10(√(3)-1),(25 / 2))</w:t>
-      </w:r>
-    </w:p>
-    <w:p>
-      <w:pPr>
-        <w:pStyle w:val="ListBullet"/>
-        <w:spacing w:after="20"/>
-      </w:pPr>
-      <w:r>
-        <w:rPr>
-          <w:sz w:val="19"/>
-        </w:rPr>
-        <w:t>(C) (10(√(3)+1),25)</w:t>
-      </w:r>
-    </w:p>
-    <w:p>
-      <w:pPr>
-        <w:pStyle w:val="ListBullet"/>
-        <w:spacing w:after="20"/>
-      </w:pPr>
-      <w:r>
-        <w:rPr>
-          <w:sz w:val="19"/>
-        </w:rPr>
-        <w:t>(D) (10(√(3)+1),(25 / 2))</w:t>
-      </w:r>
-    </w:p>
-    <w:tbl>
-      <w:tblPr>
-        <w:tblW w:type="auto" w:w="0"/>
-        <w:jc w:val="center"/>
-        <w:tblLook w:firstColumn="1" w:firstRow="1" w:lastColumn="0" w:lastRow="0" w:noHBand="0" w:noVBand="1" w:val="04A0"/>
-      </w:tblPr>
-      <w:tblGrid>
-        <w:gridCol w:w="10080"/>
-      </w:tblGrid>
-      <w:tr>
-        <w:tc>
-          <w:tcPr>
-            <w:tcW w:type="dxa" w:w="10080"/>
-            <w:shd w:fill="F7FAFC"/>
-            <w:tcMar>
-              <w:top w:w="100" w:type="dxa"/>
-              <w:bottom w:w="100" w:type="dxa"/>
-              <w:left w:w="150" w:type="dxa"/>
-              <w:right w:w="150" w:type="dxa"/>
-            </w:tcMar>
-          </w:tcPr>
-          <w:p>
-            <w:r>
-              <w:rPr>
-                <w:b/>
-                <w:color w:val="1A365D"/>
-                <w:sz w:val="19"/>
-              </w:rPr>
-              <w:t>Correct Answer: None</w:t>
-              <w:br/>
-            </w:r>
-            <w:r>
-              <w:rPr>
-                <w:color w:val="2D3748"/>
-                <w:sz w:val="18"/>
-              </w:rPr>
-              <w:t>Solution Analysis:</w:t>
-              <w:br/>
-              <w:t>Let BR=x (x / d)=(1 / 2) ⇒ x=(d / 2) \frac10-x10-x√(3)=√(3) ⇒ 10-x=10√(3)-3x 2x=10(√(3)-1) x=5(√(3)-1) d=2x=10(√(3)-1) α=(1 / 2)(x+10)(10-x√(3))= Area (PQRB) =(1 / 2)(5√(3)-5+10)(10-5√(3)(√(3)-1)) =(1 / 2)(5√(3)+5)(10-15+5√(3))-(1 / 2)(75-25)=25</w:t>
+              <w:t>Let height of pole = 10 l tanα=(3l / 18)=(l / 6) tan2α=(10l / 18) \frac2tanα1-tan^2α=(10l / 18) use tanα=(l / 6) ⇒ l=√((72 / 5)) height of pole = 10l=12√(10)</w:t>
             </w:r>
           </w:p>
         </w:tc>
